--- a/Kolokwium/CODE FIRST 1.docx
+++ b/Kolokwium/CODE FIRST 1.docx
@@ -1,6 +1,6 @@
 
 <file path=word/document.xml><?xml version="1.0" encoding="utf-8"?>
-<w:document xmlns:wpc="http://schemas.microsoft.com/office/word/2010/wordprocessingCanvas" xmlns:cx="http://schemas.microsoft.com/office/drawing/2014/chartex" xmlns:cx1="http://schemas.microsoft.com/office/drawing/2015/9/8/chartex" xmlns:cx2="http://schemas.microsoft.com/office/drawing/2015/10/21/chartex" xmlns:cx3="http://schemas.microsoft.com/office/drawing/2016/5/9/chartex" xmlns:cx4="http://schemas.microsoft.com/office/drawing/2016/5/10/chartex" xmlns:cx5="http://schemas.microsoft.com/office/drawing/2016/5/11/chartex" xmlns:cx6="http://schemas.microsoft.com/office/drawing/2016/5/12/chartex" xmlns:cx7="http://schemas.microsoft.com/office/drawing/2016/5/13/chartex" xmlns:cx8="http://schemas.microsoft.com/office/drawing/2016/5/14/chartex" xmlns:mc="http://schemas.openxmlformats.org/markup-compatibility/2006" xmlns:aink="http://schemas.microsoft.com/office/drawing/2016/ink" xmlns:am3d="http://schemas.microsoft.com/office/drawing/2017/model3d" xmlns:o="urn:schemas-microsoft-com:office:office" xmlns:oel="http://schemas.microsoft.com/office/2019/extlst" xmlns:r="http://schemas.openxmlformats.org/officeDocument/2006/relationships" xmlns:m="http://schemas.openxmlformats.org/officeDocument/2006/math" xmlns:v="urn:schemas-microsoft-com:vml" xmlns:wp14="http://schemas.microsoft.com/office/word/2010/wordprocessingDrawing" xmlns:wp="http://schemas.openxmlformats.org/drawingml/2006/wordprocessingDrawing" xmlns:w10="urn:schemas-microsoft-com:office:word" xmlns:w="http://schemas.openxmlformats.org/wordprocessingml/2006/main" xmlns:w14="http://schemas.microsoft.com/office/word/2010/wordml" xmlns:w15="http://schemas.microsoft.com/office/word/2012/wordml" xmlns:w16cex="http://schemas.microsoft.com/office/word/2018/wordml/cex" xmlns:w16cid="http://schemas.microsoft.com/office/word/2016/wordml/cid" xmlns:w16="http://schemas.microsoft.com/office/word/2018/wordml" xmlns:w16du="http://schemas.microsoft.com/office/word/2023/wordml/word16du" xmlns:w16sdtdh="http://schemas.microsoft.com/office/word/2020/wordml/sdtdatahash" xmlns:w16sdtfl="http://schemas.microsoft.com/office/word/2024/wordml/sdtformatlock" xmlns:w16se="http://schemas.microsoft.com/office/word/2015/wordml/symex" xmlns:wpg="http://schemas.microsoft.com/office/word/2010/wordprocessingGroup" xmlns:wpi="http://schemas.microsoft.com/office/word/2010/wordprocessingInk" xmlns:wne="http://schemas.microsoft.com/office/word/2006/wordml" xmlns:wps="http://schemas.microsoft.com/office/word/2010/wordprocessingShape" mc:Ignorable="w14 w15 w16se w16cid w16 w16cex w16sdtdh w16sdtfl w16du wp14">
+<w:document xmlns:wpc="http://schemas.microsoft.com/office/word/2010/wordprocessingCanvas" xmlns:cx="http://schemas.microsoft.com/office/drawing/2014/chartex" xmlns:cx1="http://schemas.microsoft.com/office/drawing/2015/9/8/chartex" xmlns:cx2="http://schemas.microsoft.com/office/drawing/2015/10/21/chartex" xmlns:cx3="http://schemas.microsoft.com/office/drawing/2016/5/9/chartex" xmlns:cx4="http://schemas.microsoft.com/office/drawing/2016/5/10/chartex" xmlns:cx5="http://schemas.microsoft.com/office/drawing/2016/5/11/chartex" xmlns:cx6="http://schemas.microsoft.com/office/drawing/2016/5/12/chartex" xmlns:cx7="http://schemas.microsoft.com/office/drawing/2016/5/13/chartex" xmlns:cx8="http://schemas.microsoft.com/office/drawing/2016/5/14/chartex" xmlns:mc="http://schemas.openxmlformats.org/markup-compatibility/2006" xmlns:aink="http://schemas.microsoft.com/office/drawing/2016/ink" xmlns:am3d="http://schemas.microsoft.com/office/drawing/2017/model3d" xmlns:o="urn:schemas-microsoft-com:office:office" xmlns:oel="http://schemas.microsoft.com/office/2019/extlst" xmlns:r="http://schemas.openxmlformats.org/officeDocument/2006/relationships" xmlns:m="http://schemas.openxmlformats.org/officeDocument/2006/math" xmlns:v="urn:schemas-microsoft-com:vml" xmlns:wp14="http://schemas.microsoft.com/office/word/2010/wordprocessingDrawing" xmlns:wp="http://schemas.openxmlformats.org/drawingml/2006/wordprocessingDrawing" xmlns:w10="urn:schemas-microsoft-com:office:word" xmlns:w="http://schemas.openxmlformats.org/wordprocessingml/2006/main" xmlns:w14="http://schemas.microsoft.com/office/word/2010/wordml" xmlns:w15="http://schemas.microsoft.com/office/word/2012/wordml" xmlns:w16cex="http://schemas.microsoft.com/office/word/2018/wordml/cex" xmlns:w16cid="http://schemas.microsoft.com/office/word/2016/wordml/cid" xmlns:w16="http://schemas.microsoft.com/office/word/2018/wordml" xmlns:w16du="http://schemas.microsoft.com/office/word/2023/wordml/word16du" xmlns:w16sdtdh="http://schemas.microsoft.com/office/word/2020/wordml/sdtdatahash" xmlns:w16se="http://schemas.microsoft.com/office/word/2015/wordml/symex" xmlns:wpg="http://schemas.microsoft.com/office/word/2010/wordprocessingGroup" xmlns:wpi="http://schemas.microsoft.com/office/word/2010/wordprocessingInk" xmlns:wne="http://schemas.microsoft.com/office/word/2006/wordml" xmlns:wps="http://schemas.microsoft.com/office/word/2010/wordprocessingShape" mc:Ignorable="w14 w15 w16se w16cid w16 w16cex w16sdtdh w16du wp14">
   <w:body>
     <w:p>
       <w:pPr>
@@ -143,31 +143,116 @@
         <w:t xml:space="preserve"> </w:t>
       </w:r>
       <w:proofErr w:type="spellStart"/>
+      <w:r>
+        <w:rPr>
+          <w:lang w:val="pl-PL"/>
+        </w:rPr>
+        <w:t>packages</w:t>
+      </w:r>
+      <w:proofErr w:type="spellEnd"/>
+      <w:r>
+        <w:rPr>
+          <w:lang w:val="pl-PL"/>
+        </w:rPr>
+        <w:t>)(wersja pakietów 9.0.15)</w:t>
+      </w:r>
+      <w:r>
+        <w:rPr>
+          <w:lang w:val="pl-PL"/>
+        </w:rPr>
+        <w:t>:</w:t>
+      </w:r>
+    </w:p>
+    <w:p>
+      <w:pPr>
+        <w:pStyle w:val="ListParagraph"/>
+        <w:numPr>
+          <w:ilvl w:val="1"/>
+          <w:numId w:val="1"/>
+        </w:numPr>
+        <w:rPr>
+          <w:lang w:val="pl-PL"/>
+        </w:rPr>
+      </w:pPr>
+      <w:proofErr w:type="spellStart"/>
+      <w:r>
+        <w:t>Microsoft.EntityFrameworkCore</w:t>
+      </w:r>
+      <w:proofErr w:type="spellEnd"/>
+    </w:p>
+    <w:p>
+      <w:pPr>
+        <w:pStyle w:val="ListParagraph"/>
+        <w:numPr>
+          <w:ilvl w:val="1"/>
+          <w:numId w:val="1"/>
+        </w:numPr>
+      </w:pPr>
+      <w:proofErr w:type="spellStart"/>
       <w:proofErr w:type="gramStart"/>
       <w:r>
-        <w:rPr>
-          <w:lang w:val="pl-PL"/>
-        </w:rPr>
-        <w:t>packages</w:t>
-      </w:r>
-      <w:proofErr w:type="spellEnd"/>
-      <w:r>
-        <w:rPr>
-          <w:lang w:val="pl-PL"/>
-        </w:rPr>
-        <w:t>)(</w:t>
-      </w:r>
+        <w:t>Microsoft.EntityFrameworkCore.</w:t>
+      </w:r>
+      <w:r>
+        <w:t>SQLite</w:t>
+      </w:r>
+      <w:proofErr w:type="spellEnd"/>
       <w:proofErr w:type="gramEnd"/>
-      <w:r>
-        <w:rPr>
-          <w:lang w:val="pl-PL"/>
-        </w:rPr>
-        <w:t>wersja pakietów 9.0.15)</w:t>
-      </w:r>
-      <w:r>
-        <w:rPr>
-          <w:lang w:val="pl-PL"/>
-        </w:rPr>
+    </w:p>
+    <w:p>
+      <w:pPr>
+        <w:pStyle w:val="ListParagraph"/>
+        <w:numPr>
+          <w:ilvl w:val="1"/>
+          <w:numId w:val="1"/>
+        </w:numPr>
+      </w:pPr>
+      <w:proofErr w:type="spellStart"/>
+      <w:proofErr w:type="gramStart"/>
+      <w:r>
+        <w:t>Microsoft.EntityFrameworkCore.Tools</w:t>
+      </w:r>
+      <w:proofErr w:type="spellEnd"/>
+      <w:proofErr w:type="gramEnd"/>
+    </w:p>
+    <w:p>
+      <w:pPr>
+        <w:pStyle w:val="ListParagraph"/>
+        <w:numPr>
+          <w:ilvl w:val="1"/>
+          <w:numId w:val="1"/>
+        </w:numPr>
+      </w:pPr>
+      <w:proofErr w:type="spellStart"/>
+      <w:proofErr w:type="gramStart"/>
+      <w:r>
+        <w:t>Microsoft.EntityFrameworkCore.Design</w:t>
+      </w:r>
+      <w:proofErr w:type="spellEnd"/>
+      <w:proofErr w:type="gramEnd"/>
+    </w:p>
+    <w:p>
+      <w:pPr>
+        <w:pStyle w:val="ListParagraph"/>
+        <w:numPr>
+          <w:ilvl w:val="0"/>
+          <w:numId w:val="1"/>
+        </w:numPr>
+      </w:pPr>
+      <w:proofErr w:type="spellStart"/>
+      <w:r>
+        <w:t>Struktura</w:t>
+      </w:r>
+      <w:proofErr w:type="spellEnd"/>
+      <w:r>
+        <w:t xml:space="preserve"> </w:t>
+      </w:r>
+      <w:proofErr w:type="spellStart"/>
+      <w:r>
+        <w:t>katalogów</w:t>
+      </w:r>
+      <w:proofErr w:type="spellEnd"/>
+      <w:r>
         <w:t>:</w:t>
       </w:r>
     </w:p>
@@ -178,15 +263,10 @@
           <w:ilvl w:val="1"/>
           <w:numId w:val="1"/>
         </w:numPr>
-        <w:rPr>
-          <w:lang w:val="pl-PL"/>
-        </w:rPr>
-      </w:pPr>
-      <w:proofErr w:type="spellStart"/>
-      <w:r>
-        <w:t>Microsoft.EntityFrameworkCore</w:t>
-      </w:r>
-      <w:proofErr w:type="spellEnd"/>
+      </w:pPr>
+      <w:r>
+        <w:t>Controllers</w:t>
+      </w:r>
     </w:p>
     <w:p>
       <w:pPr>
@@ -196,13 +276,199 @@
           <w:numId w:val="1"/>
         </w:numPr>
       </w:pPr>
+      <w:r>
+        <w:t>Data</w:t>
+      </w:r>
+    </w:p>
+    <w:p>
+      <w:pPr>
+        <w:pStyle w:val="ListParagraph"/>
+        <w:numPr>
+          <w:ilvl w:val="1"/>
+          <w:numId w:val="1"/>
+        </w:numPr>
+      </w:pPr>
+      <w:r>
+        <w:t>Model/Entities</w:t>
+      </w:r>
+    </w:p>
+    <w:p>
+      <w:pPr>
+        <w:pStyle w:val="ListParagraph"/>
+        <w:numPr>
+          <w:ilvl w:val="1"/>
+          <w:numId w:val="1"/>
+        </w:numPr>
+      </w:pPr>
+      <w:r>
+        <w:t>DTOs</w:t>
+      </w:r>
+    </w:p>
+    <w:p>
+      <w:pPr>
+        <w:pStyle w:val="ListParagraph"/>
+        <w:numPr>
+          <w:ilvl w:val="1"/>
+          <w:numId w:val="1"/>
+        </w:numPr>
+      </w:pPr>
+      <w:r>
+        <w:t>Services</w:t>
+      </w:r>
+    </w:p>
+    <w:p>
+      <w:pPr>
+        <w:pStyle w:val="ListParagraph"/>
+        <w:numPr>
+          <w:ilvl w:val="1"/>
+          <w:numId w:val="1"/>
+        </w:numPr>
+      </w:pPr>
+      <w:r>
+        <w:t>Migrations</w:t>
+      </w:r>
+    </w:p>
+    <w:p>
+      <w:pPr>
+        <w:pStyle w:val="ListParagraph"/>
+        <w:numPr>
+          <w:ilvl w:val="0"/>
+          <w:numId w:val="1"/>
+        </w:numPr>
+        <w:rPr>
+          <w:lang w:val="pl-PL"/>
+        </w:rPr>
+      </w:pPr>
+      <w:r>
+        <w:rPr>
+          <w:lang w:val="pl-PL"/>
+        </w:rPr>
+        <w:t xml:space="preserve">Stworzenie struktury klas na podstawie ERD </w:t>
+      </w:r>
+      <w:r>
+        <w:rPr>
+          <w:lang w:val="pl-PL"/>
+        </w:rPr>
+        <w:t xml:space="preserve">(w </w:t>
+      </w:r>
+      <w:proofErr w:type="spellStart"/>
+      <w:r>
+        <w:rPr>
+          <w:lang w:val="pl-PL"/>
+        </w:rPr>
+        <w:t>Models</w:t>
+      </w:r>
+      <w:proofErr w:type="spellEnd"/>
+      <w:r>
+        <w:rPr>
+          <w:lang w:val="pl-PL"/>
+        </w:rPr>
+        <w:t>/</w:t>
+      </w:r>
+      <w:proofErr w:type="spellStart"/>
+      <w:r>
+        <w:rPr>
+          <w:lang w:val="pl-PL"/>
+        </w:rPr>
+        <w:t>Entities</w:t>
+      </w:r>
+      <w:proofErr w:type="spellEnd"/>
+      <w:r>
+        <w:rPr>
+          <w:lang w:val="pl-PL"/>
+        </w:rPr>
+        <w:t>)</w:t>
+      </w:r>
+    </w:p>
+    <w:p>
+      <w:pPr>
+        <w:pStyle w:val="ListParagraph"/>
+        <w:numPr>
+          <w:ilvl w:val="1"/>
+          <w:numId w:val="1"/>
+        </w:numPr>
+        <w:rPr>
+          <w:lang w:val="pl-PL"/>
+        </w:rPr>
+      </w:pPr>
+      <w:r>
+        <w:rPr>
+          <w:lang w:val="pl-PL"/>
+        </w:rPr>
+        <w:t>Nazwa klasy = pojedyncza nazwa tabeli z ERD</w:t>
+      </w:r>
+    </w:p>
+    <w:p>
+      <w:pPr>
+        <w:pStyle w:val="ListParagraph"/>
+        <w:numPr>
+          <w:ilvl w:val="1"/>
+          <w:numId w:val="1"/>
+        </w:numPr>
+        <w:rPr>
+          <w:lang w:val="pl-PL"/>
+        </w:rPr>
+      </w:pPr>
+      <w:r>
+        <w:rPr>
+          <w:lang w:val="pl-PL"/>
+        </w:rPr>
+        <w:t>PK = [</w:t>
+      </w:r>
+      <w:proofErr w:type="spellStart"/>
+      <w:r>
+        <w:rPr>
+          <w:lang w:val="pl-PL"/>
+        </w:rPr>
+        <w:t>Key</w:t>
+      </w:r>
+      <w:proofErr w:type="spellEnd"/>
+      <w:r>
+        <w:rPr>
+          <w:lang w:val="pl-PL"/>
+        </w:rPr>
+        <w:t>]</w:t>
+      </w:r>
+    </w:p>
+    <w:p>
+      <w:pPr>
+        <w:pStyle w:val="ListParagraph"/>
+        <w:numPr>
+          <w:ilvl w:val="1"/>
+          <w:numId w:val="1"/>
+        </w:numPr>
+        <w:rPr>
+          <w:lang w:val="pl-PL"/>
+        </w:rPr>
+      </w:pPr>
+      <w:r>
+        <w:rPr>
+          <w:lang w:val="pl-PL"/>
+        </w:rPr>
+        <w:t>Max liczba znaków [</w:t>
+      </w:r>
       <w:proofErr w:type="spellStart"/>
       <w:proofErr w:type="gramStart"/>
       <w:r>
-        <w:t>Microsoft.EntityFrameworkCore.SqlServer</w:t>
-      </w:r>
-      <w:proofErr w:type="spellEnd"/>
+        <w:rPr>
+          <w:lang w:val="pl-PL"/>
+        </w:rPr>
+        <w:t>MaxLength</w:t>
+      </w:r>
+      <w:proofErr w:type="spellEnd"/>
+      <w:r>
+        <w:rPr>
+          <w:lang w:val="pl-PL"/>
+        </w:rPr>
+        <w:t>(</w:t>
+      </w:r>
       <w:proofErr w:type="gramEnd"/>
+      <w:r>
+        <w:rPr>
+          <w:lang w:val="pl-PL"/>
+        </w:rPr>
+        <w:t>100)]</w:t>
+      </w:r>
     </w:p>
     <w:p>
       <w:pPr>
@@ -212,13 +478,30 @@
           <w:numId w:val="1"/>
         </w:numPr>
       </w:pPr>
+      <w:r>
+        <w:t>FK = [</w:t>
+      </w:r>
       <w:proofErr w:type="spellStart"/>
       <w:proofErr w:type="gramStart"/>
       <w:r>
-        <w:t>Microsoft.EntityFrameworkCore.Tools</w:t>
-      </w:r>
-      <w:proofErr w:type="spellEnd"/>
+        <w:t>ForeignKey</w:t>
+      </w:r>
+      <w:proofErr w:type="spellEnd"/>
+      <w:r>
+        <w:t>(</w:t>
+      </w:r>
+      <w:proofErr w:type="spellStart"/>
       <w:proofErr w:type="gramEnd"/>
+      <w:r>
+        <w:t>nameOf</w:t>
+      </w:r>
+      <w:proofErr w:type="spellEnd"/>
+      <w:r>
+        <w:t>([ID K</w:t>
+      </w:r>
+      <w:r>
+        <w:t>LUCZA OBCEGO])</w:t>
+      </w:r>
     </w:p>
     <w:p>
       <w:pPr>
@@ -228,16 +511,30 @@
           <w:numId w:val="1"/>
         </w:numPr>
       </w:pPr>
-      <w:proofErr w:type="spellStart"/>
+      <w:r>
+        <w:t>Nullable N -</w:t>
+      </w:r>
       <w:proofErr w:type="gramStart"/>
       <w:r>
-        <w:t>Microsoft.EntityFrameworkCore.</w:t>
-      </w:r>
-      <w:r>
-        <w:t>Design</w:t>
-      </w:r>
-      <w:proofErr w:type="spellEnd"/>
+        <w:t>&gt; ?</w:t>
+      </w:r>
       <w:proofErr w:type="gramEnd"/>
+      <w:r>
+        <w:t xml:space="preserve"> </w:t>
+      </w:r>
+      <w:proofErr w:type="spellStart"/>
+      <w:r>
+        <w:t>przy</w:t>
+      </w:r>
+      <w:proofErr w:type="spellEnd"/>
+      <w:r>
+        <w:t xml:space="preserve"> </w:t>
+      </w:r>
+      <w:proofErr w:type="spellStart"/>
+      <w:r>
+        <w:t>zmiennej</w:t>
+      </w:r>
+      <w:proofErr w:type="spellEnd"/>
     </w:p>
     <w:p>
       <w:pPr>
@@ -246,22 +543,192 @@
           <w:ilvl w:val="0"/>
           <w:numId w:val="1"/>
         </w:numPr>
-      </w:pPr>
-      <w:proofErr w:type="spellStart"/>
-      <w:r>
-        <w:t>Struktura</w:t>
-      </w:r>
-      <w:proofErr w:type="spellEnd"/>
-      <w:r>
+        <w:rPr>
+          <w:lang w:val="pl-PL"/>
+        </w:rPr>
+      </w:pPr>
+      <w:r>
+        <w:rPr>
+          <w:lang w:val="pl-PL"/>
+        </w:rPr>
+        <w:t xml:space="preserve">Stworzenie </w:t>
+      </w:r>
+      <w:proofErr w:type="spellStart"/>
+      <w:r>
+        <w:rPr>
+          <w:lang w:val="pl-PL"/>
+        </w:rPr>
+        <w:t>DbContext</w:t>
+      </w:r>
+      <w:proofErr w:type="spellEnd"/>
+      <w:r>
+        <w:rPr>
+          <w:lang w:val="pl-PL"/>
+        </w:rPr>
+        <w:t xml:space="preserve"> (w Data). Dziedziczy po </w:t>
+      </w:r>
+      <w:proofErr w:type="spellStart"/>
+      <w:r>
+        <w:rPr>
+          <w:lang w:val="pl-PL"/>
+        </w:rPr>
+        <w:t>DbContext</w:t>
+      </w:r>
+      <w:proofErr w:type="spellEnd"/>
+      <w:r>
+        <w:rPr>
+          <w:lang w:val="pl-PL"/>
+        </w:rPr>
         <w:t xml:space="preserve"> </w:t>
       </w:r>
-      <w:proofErr w:type="spellStart"/>
-      <w:r>
-        <w:t>katalogów</w:t>
-      </w:r>
-      <w:proofErr w:type="spellEnd"/>
-      <w:r>
-        <w:t>:</w:t>
+      <w:proofErr w:type="gramStart"/>
+      <w:r>
+        <w:rPr>
+          <w:lang w:val="pl-PL"/>
+        </w:rPr>
+        <w:t>( klasa</w:t>
+      </w:r>
+      <w:proofErr w:type="gramEnd"/>
+      <w:r>
+        <w:rPr>
+          <w:lang w:val="pl-PL"/>
+        </w:rPr>
+        <w:t xml:space="preserve"> : </w:t>
+      </w:r>
+      <w:proofErr w:type="spellStart"/>
+      <w:r>
+        <w:rPr>
+          <w:lang w:val="pl-PL"/>
+        </w:rPr>
+        <w:t>DbContext</w:t>
+      </w:r>
+      <w:proofErr w:type="spellEnd"/>
+      <w:r>
+        <w:rPr>
+          <w:lang w:val="pl-PL"/>
+        </w:rPr>
+        <w:t>)</w:t>
+      </w:r>
+    </w:p>
+    <w:p>
+      <w:pPr>
+        <w:pStyle w:val="ListParagraph"/>
+        <w:numPr>
+          <w:ilvl w:val="0"/>
+          <w:numId w:val="1"/>
+        </w:numPr>
+      </w:pPr>
+      <w:r>
+        <w:t xml:space="preserve">Connection string (w </w:t>
+      </w:r>
+      <w:proofErr w:type="spellStart"/>
+      <w:proofErr w:type="gramStart"/>
+      <w:r>
+        <w:t>appsettings.json</w:t>
+      </w:r>
+      <w:proofErr w:type="spellEnd"/>
+      <w:proofErr w:type="gramEnd"/>
+      <w:r>
+        <w:t>)</w:t>
+      </w:r>
+      <w:r>
+        <w:t xml:space="preserve"> </w:t>
+      </w:r>
+    </w:p>
+    <w:p>
+      <w:pPr>
+        <w:pStyle w:val="ListParagraph"/>
+        <w:numPr>
+          <w:ilvl w:val="0"/>
+          <w:numId w:val="1"/>
+        </w:numPr>
+      </w:pPr>
+      <w:proofErr w:type="spellStart"/>
+      <w:r>
+        <w:t>Rejestracja</w:t>
+      </w:r>
+      <w:proofErr w:type="spellEnd"/>
+      <w:r>
+        <w:t xml:space="preserve"> </w:t>
+      </w:r>
+      <w:proofErr w:type="spellStart"/>
+      <w:r>
+        <w:t>DbContext</w:t>
+      </w:r>
+      <w:proofErr w:type="spellEnd"/>
+      <w:r>
+        <w:t xml:space="preserve"> w </w:t>
+      </w:r>
+      <w:proofErr w:type="spellStart"/>
+      <w:r>
+        <w:t>Program.cs</w:t>
+      </w:r>
+      <w:proofErr w:type="spellEnd"/>
+    </w:p>
+    <w:p>
+      <w:pPr>
+        <w:pStyle w:val="ListParagraph"/>
+        <w:numPr>
+          <w:ilvl w:val="0"/>
+          <w:numId w:val="1"/>
+        </w:numPr>
+      </w:pPr>
+      <w:proofErr w:type="spellStart"/>
+      <w:r>
+        <w:t>Otwórz</w:t>
+      </w:r>
+      <w:proofErr w:type="spellEnd"/>
+      <w:r>
+        <w:t xml:space="preserve"> terminal</w:t>
+      </w:r>
+    </w:p>
+    <w:p>
+      <w:pPr>
+        <w:pStyle w:val="ListParagraph"/>
+        <w:numPr>
+          <w:ilvl w:val="0"/>
+          <w:numId w:val="1"/>
+        </w:numPr>
+        <w:rPr>
+          <w:lang w:val="pl-PL"/>
+        </w:rPr>
+      </w:pPr>
+      <w:r>
+        <w:rPr>
+          <w:lang w:val="pl-PL"/>
+        </w:rPr>
+        <w:t>Zrób cd do katalogu z p</w:t>
+      </w:r>
+      <w:r>
+        <w:rPr>
+          <w:lang w:val="pl-PL"/>
+        </w:rPr>
+        <w:t>rojektem</w:t>
+      </w:r>
+    </w:p>
+    <w:p>
+      <w:pPr>
+        <w:pStyle w:val="ListParagraph"/>
+        <w:numPr>
+          <w:ilvl w:val="0"/>
+          <w:numId w:val="1"/>
+        </w:numPr>
+      </w:pPr>
+      <w:proofErr w:type="spellStart"/>
+      <w:r>
+        <w:t>Utworzenie</w:t>
+      </w:r>
+      <w:proofErr w:type="spellEnd"/>
+      <w:r>
+        <w:t xml:space="preserve"> </w:t>
+      </w:r>
+      <w:proofErr w:type="spellStart"/>
+      <w:r>
+        <w:t>migracji</w:t>
+      </w:r>
+      <w:proofErr w:type="spellEnd"/>
+      <w:r>
+        <w:t xml:space="preserve"> </w:t>
       </w:r>
     </w:p>
     <w:p>
@@ -273,488 +740,7 @@
         </w:numPr>
       </w:pPr>
       <w:r>
-        <w:t>Controllers</w:t>
-      </w:r>
-    </w:p>
-    <w:p>
-      <w:pPr>
-        <w:pStyle w:val="ListParagraph"/>
-        <w:numPr>
-          <w:ilvl w:val="1"/>
-          <w:numId w:val="1"/>
-        </w:numPr>
-      </w:pPr>
-      <w:r>
-        <w:t>Data</w:t>
-      </w:r>
-    </w:p>
-    <w:p>
-      <w:pPr>
-        <w:pStyle w:val="ListParagraph"/>
-        <w:numPr>
-          <w:ilvl w:val="1"/>
-          <w:numId w:val="1"/>
-        </w:numPr>
-      </w:pPr>
-      <w:r>
-        <w:t>Model/Entities</w:t>
-      </w:r>
-    </w:p>
-    <w:p>
-      <w:pPr>
-        <w:pStyle w:val="ListParagraph"/>
-        <w:numPr>
-          <w:ilvl w:val="1"/>
-          <w:numId w:val="1"/>
-        </w:numPr>
-      </w:pPr>
-      <w:r>
-        <w:t>DTOs</w:t>
-      </w:r>
-    </w:p>
-    <w:p>
-      <w:pPr>
-        <w:pStyle w:val="ListParagraph"/>
-        <w:numPr>
-          <w:ilvl w:val="1"/>
-          <w:numId w:val="1"/>
-        </w:numPr>
-      </w:pPr>
-      <w:r>
-        <w:t>Services</w:t>
-      </w:r>
-    </w:p>
-    <w:p>
-      <w:pPr>
-        <w:pStyle w:val="ListParagraph"/>
-        <w:numPr>
-          <w:ilvl w:val="1"/>
-          <w:numId w:val="1"/>
-        </w:numPr>
-      </w:pPr>
-      <w:r>
-        <w:t>Migrations</w:t>
-      </w:r>
-    </w:p>
-    <w:p>
-      <w:pPr>
-        <w:pStyle w:val="ListParagraph"/>
-        <w:numPr>
-          <w:ilvl w:val="0"/>
-          <w:numId w:val="1"/>
-        </w:numPr>
-        <w:rPr>
-          <w:lang w:val="pl-PL"/>
-        </w:rPr>
-      </w:pPr>
-      <w:r>
-        <w:rPr>
-          <w:lang w:val="pl-PL"/>
-        </w:rPr>
-        <w:t xml:space="preserve">Stworzenie struktury klas na podstawie ERD </w:t>
-      </w:r>
-      <w:r>
-        <w:rPr>
-          <w:lang w:val="pl-PL"/>
-        </w:rPr>
-        <w:t xml:space="preserve">(w </w:t>
-      </w:r>
-      <w:proofErr w:type="spellStart"/>
-      <w:r>
-        <w:rPr>
-          <w:lang w:val="pl-PL"/>
-        </w:rPr>
-        <w:t>Models</w:t>
-      </w:r>
-      <w:proofErr w:type="spellEnd"/>
-      <w:r>
-        <w:rPr>
-          <w:lang w:val="pl-PL"/>
-        </w:rPr>
-        <w:t>/</w:t>
-      </w:r>
-      <w:proofErr w:type="spellStart"/>
-      <w:r>
-        <w:rPr>
-          <w:lang w:val="pl-PL"/>
-        </w:rPr>
-        <w:t>Entities</w:t>
-      </w:r>
-      <w:proofErr w:type="spellEnd"/>
-      <w:r>
-        <w:rPr>
-          <w:lang w:val="pl-PL"/>
-        </w:rPr>
-        <w:t>)</w:t>
-      </w:r>
-    </w:p>
-    <w:p>
-      <w:pPr>
-        <w:pStyle w:val="ListParagraph"/>
-        <w:numPr>
-          <w:ilvl w:val="1"/>
-          <w:numId w:val="1"/>
-        </w:numPr>
-        <w:rPr>
-          <w:lang w:val="pl-PL"/>
-        </w:rPr>
-      </w:pPr>
-      <w:r>
-        <w:rPr>
-          <w:lang w:val="pl-PL"/>
-        </w:rPr>
-        <w:t>Nazwa klasy = pojedyncza nazwa tabeli z ERD</w:t>
-      </w:r>
-    </w:p>
-    <w:p>
-      <w:pPr>
-        <w:pStyle w:val="ListParagraph"/>
-        <w:numPr>
-          <w:ilvl w:val="1"/>
-          <w:numId w:val="1"/>
-        </w:numPr>
-        <w:rPr>
-          <w:lang w:val="pl-PL"/>
-        </w:rPr>
-      </w:pPr>
-      <w:r>
-        <w:rPr>
-          <w:lang w:val="pl-PL"/>
-        </w:rPr>
-        <w:t>PK = [</w:t>
-      </w:r>
-      <w:proofErr w:type="spellStart"/>
-      <w:r>
-        <w:rPr>
-          <w:lang w:val="pl-PL"/>
-        </w:rPr>
-        <w:t>Key</w:t>
-      </w:r>
-      <w:proofErr w:type="spellEnd"/>
-      <w:r>
-        <w:rPr>
-          <w:lang w:val="pl-PL"/>
-        </w:rPr>
-        <w:t>]</w:t>
-      </w:r>
-    </w:p>
-    <w:p>
-      <w:pPr>
-        <w:pStyle w:val="ListParagraph"/>
-        <w:numPr>
-          <w:ilvl w:val="1"/>
-          <w:numId w:val="1"/>
-        </w:numPr>
-        <w:rPr>
-          <w:lang w:val="pl-PL"/>
-        </w:rPr>
-      </w:pPr>
-      <w:r>
-        <w:rPr>
-          <w:lang w:val="pl-PL"/>
-        </w:rPr>
-        <w:t>Max liczba znaków [</w:t>
-      </w:r>
-      <w:proofErr w:type="spellStart"/>
-      <w:proofErr w:type="gramStart"/>
-      <w:r>
-        <w:rPr>
-          <w:lang w:val="pl-PL"/>
-        </w:rPr>
-        <w:t>MaxLength</w:t>
-      </w:r>
-      <w:proofErr w:type="spellEnd"/>
-      <w:r>
-        <w:rPr>
-          <w:lang w:val="pl-PL"/>
-        </w:rPr>
-        <w:t>(</w:t>
-      </w:r>
-      <w:proofErr w:type="gramEnd"/>
-      <w:r>
-        <w:rPr>
-          <w:lang w:val="pl-PL"/>
-        </w:rPr>
-        <w:t>100)]</w:t>
-      </w:r>
-    </w:p>
-    <w:p>
-      <w:pPr>
-        <w:pStyle w:val="ListParagraph"/>
-        <w:numPr>
-          <w:ilvl w:val="1"/>
-          <w:numId w:val="1"/>
-        </w:numPr>
-      </w:pPr>
-      <w:r>
-        <w:t>FK = [</w:t>
-      </w:r>
-      <w:proofErr w:type="spellStart"/>
-      <w:proofErr w:type="gramStart"/>
-      <w:r>
-        <w:t>ForeignKey</w:t>
-      </w:r>
-      <w:proofErr w:type="spellEnd"/>
-      <w:r>
-        <w:t>(</w:t>
-      </w:r>
-      <w:proofErr w:type="spellStart"/>
-      <w:r>
-        <w:t>nameOf</w:t>
-      </w:r>
-      <w:proofErr w:type="spellEnd"/>
-      <w:r>
-        <w:t>(</w:t>
-      </w:r>
-      <w:proofErr w:type="gramEnd"/>
-      <w:r>
-        <w:t>[ID K</w:t>
-      </w:r>
-      <w:r>
-        <w:t>LUCZA OBCEGO])</w:t>
-      </w:r>
-    </w:p>
-    <w:p>
-      <w:pPr>
-        <w:pStyle w:val="ListParagraph"/>
-        <w:numPr>
-          <w:ilvl w:val="1"/>
-          <w:numId w:val="1"/>
-        </w:numPr>
-      </w:pPr>
-      <w:r>
-        <w:t>Nullable N -</w:t>
-      </w:r>
-      <w:proofErr w:type="gramStart"/>
-      <w:r>
-        <w:t>&gt; ?</w:t>
-      </w:r>
-      <w:proofErr w:type="gramEnd"/>
-      <w:r>
-        <w:t xml:space="preserve"> </w:t>
-      </w:r>
-      <w:proofErr w:type="spellStart"/>
-      <w:r>
-        <w:t>przy</w:t>
-      </w:r>
-      <w:proofErr w:type="spellEnd"/>
-      <w:r>
-        <w:t xml:space="preserve"> </w:t>
-      </w:r>
-      <w:proofErr w:type="spellStart"/>
-      <w:r>
-        <w:t>zmiennej</w:t>
-      </w:r>
-      <w:proofErr w:type="spellEnd"/>
-    </w:p>
-    <w:p>
-      <w:pPr>
-        <w:pStyle w:val="ListParagraph"/>
-        <w:numPr>
-          <w:ilvl w:val="0"/>
-          <w:numId w:val="1"/>
-        </w:numPr>
-        <w:rPr>
-          <w:lang w:val="pl-PL"/>
-        </w:rPr>
-      </w:pPr>
-      <w:r>
-        <w:rPr>
-          <w:lang w:val="pl-PL"/>
-        </w:rPr>
-        <w:t xml:space="preserve">Stworzenie </w:t>
-      </w:r>
-      <w:proofErr w:type="spellStart"/>
-      <w:r>
-        <w:rPr>
-          <w:lang w:val="pl-PL"/>
-        </w:rPr>
-        <w:t>DbContext</w:t>
-      </w:r>
-      <w:proofErr w:type="spellEnd"/>
-      <w:r>
-        <w:rPr>
-          <w:lang w:val="pl-PL"/>
-        </w:rPr>
-        <w:t xml:space="preserve"> (w Data). Dziedziczy po </w:t>
-      </w:r>
-      <w:proofErr w:type="spellStart"/>
-      <w:r>
-        <w:rPr>
-          <w:lang w:val="pl-PL"/>
-        </w:rPr>
-        <w:t>DbContext</w:t>
-      </w:r>
-      <w:proofErr w:type="spellEnd"/>
-      <w:r>
-        <w:rPr>
-          <w:lang w:val="pl-PL"/>
-        </w:rPr>
-        <w:t xml:space="preserve"> </w:t>
-      </w:r>
-      <w:proofErr w:type="gramStart"/>
-      <w:r>
-        <w:rPr>
-          <w:lang w:val="pl-PL"/>
-        </w:rPr>
-        <w:t>( klasa</w:t>
-      </w:r>
-      <w:proofErr w:type="gramEnd"/>
-      <w:r>
-        <w:rPr>
-          <w:lang w:val="pl-PL"/>
-        </w:rPr>
-        <w:t xml:space="preserve"> : </w:t>
-      </w:r>
-      <w:proofErr w:type="spellStart"/>
-      <w:r>
-        <w:rPr>
-          <w:lang w:val="pl-PL"/>
-        </w:rPr>
-        <w:t>DbContext</w:t>
-      </w:r>
-      <w:proofErr w:type="spellEnd"/>
-      <w:r>
-        <w:rPr>
-          <w:lang w:val="pl-PL"/>
-        </w:rPr>
-        <w:t>)</w:t>
-      </w:r>
-    </w:p>
-    <w:p>
-      <w:pPr>
-        <w:pStyle w:val="ListParagraph"/>
-        <w:numPr>
-          <w:ilvl w:val="0"/>
-          <w:numId w:val="1"/>
-        </w:numPr>
-      </w:pPr>
-      <w:r>
-        <w:t xml:space="preserve">Connection string (w </w:t>
-      </w:r>
-      <w:proofErr w:type="spellStart"/>
-      <w:proofErr w:type="gramStart"/>
-      <w:r>
-        <w:t>appsettings.json</w:t>
-      </w:r>
-      <w:proofErr w:type="spellEnd"/>
-      <w:proofErr w:type="gramEnd"/>
-      <w:r>
-        <w:t>)</w:t>
-      </w:r>
-      <w:r>
-        <w:t xml:space="preserve"> </w:t>
-      </w:r>
-    </w:p>
-    <w:p>
-      <w:pPr>
-        <w:pStyle w:val="ListParagraph"/>
-        <w:numPr>
-          <w:ilvl w:val="0"/>
-          <w:numId w:val="1"/>
-        </w:numPr>
-      </w:pPr>
-      <w:proofErr w:type="spellStart"/>
-      <w:r>
-        <w:t>Rejestracja</w:t>
-      </w:r>
-      <w:proofErr w:type="spellEnd"/>
-      <w:r>
-        <w:t xml:space="preserve"> </w:t>
-      </w:r>
-      <w:proofErr w:type="spellStart"/>
-      <w:r>
-        <w:t>DbContext</w:t>
-      </w:r>
-      <w:proofErr w:type="spellEnd"/>
-      <w:r>
-        <w:t xml:space="preserve"> w </w:t>
-      </w:r>
-      <w:proofErr w:type="spellStart"/>
-      <w:r>
-        <w:t>Program.cs</w:t>
-      </w:r>
-      <w:proofErr w:type="spellEnd"/>
-    </w:p>
-    <w:p>
-      <w:pPr>
-        <w:pStyle w:val="ListParagraph"/>
-        <w:numPr>
-          <w:ilvl w:val="0"/>
-          <w:numId w:val="1"/>
-        </w:numPr>
-      </w:pPr>
-      <w:proofErr w:type="spellStart"/>
-      <w:r>
-        <w:t>Otwórz</w:t>
-      </w:r>
-      <w:proofErr w:type="spellEnd"/>
-      <w:r>
-        <w:t xml:space="preserve"> terminal</w:t>
-      </w:r>
-    </w:p>
-    <w:p>
-      <w:pPr>
-        <w:pStyle w:val="ListParagraph"/>
-        <w:numPr>
-          <w:ilvl w:val="0"/>
-          <w:numId w:val="1"/>
-        </w:numPr>
-        <w:rPr>
-          <w:lang w:val="pl-PL"/>
-        </w:rPr>
-      </w:pPr>
-      <w:r>
-        <w:rPr>
-          <w:lang w:val="pl-PL"/>
-        </w:rPr>
-        <w:t>Zrób cd do katalogu z p</w:t>
-      </w:r>
-      <w:r>
-        <w:rPr>
-          <w:lang w:val="pl-PL"/>
-        </w:rPr>
-        <w:t>rojektem</w:t>
-      </w:r>
-    </w:p>
-    <w:p>
-      <w:pPr>
-        <w:pStyle w:val="ListParagraph"/>
-        <w:numPr>
-          <w:ilvl w:val="0"/>
-          <w:numId w:val="1"/>
-        </w:numPr>
-      </w:pPr>
-      <w:proofErr w:type="spellStart"/>
-      <w:r>
-        <w:t>Utworzenie</w:t>
-      </w:r>
-      <w:proofErr w:type="spellEnd"/>
-      <w:r>
-        <w:t xml:space="preserve"> </w:t>
-      </w:r>
-      <w:proofErr w:type="spellStart"/>
-      <w:r>
-        <w:t>migracji</w:t>
-      </w:r>
-      <w:proofErr w:type="spellEnd"/>
-      <w:r>
-        <w:t xml:space="preserve"> </w:t>
-      </w:r>
-    </w:p>
-    <w:p>
-      <w:pPr>
-        <w:pStyle w:val="ListParagraph"/>
-        <w:numPr>
-          <w:ilvl w:val="1"/>
-          <w:numId w:val="1"/>
-        </w:numPr>
-      </w:pPr>
-      <w:r>
-        <w:t>d</w:t>
-      </w:r>
-      <w:r>
-        <w:t xml:space="preserve">otnet </w:t>
+        <w:t xml:space="preserve">dotnet </w:t>
       </w:r>
       <w:proofErr w:type="spellStart"/>
       <w:r>
@@ -1038,7 +1024,7 @@
 </file>
 
 <file path=word/numbering.xml><?xml version="1.0" encoding="utf-8"?>
-<w:numbering xmlns:wpc="http://schemas.microsoft.com/office/word/2010/wordprocessingCanvas" xmlns:cx="http://schemas.microsoft.com/office/drawing/2014/chartex" xmlns:cx1="http://schemas.microsoft.com/office/drawing/2015/9/8/chartex" xmlns:cx2="http://schemas.microsoft.com/office/drawing/2015/10/21/chartex" xmlns:cx3="http://schemas.microsoft.com/office/drawing/2016/5/9/chartex" xmlns:cx4="http://schemas.microsoft.com/office/drawing/2016/5/10/chartex" xmlns:cx5="http://schemas.microsoft.com/office/drawing/2016/5/11/chartex" xmlns:cx6="http://schemas.microsoft.com/office/drawing/2016/5/12/chartex" xmlns:cx7="http://schemas.microsoft.com/office/drawing/2016/5/13/chartex" xmlns:cx8="http://schemas.microsoft.com/office/drawing/2016/5/14/chartex" xmlns:mc="http://schemas.openxmlformats.org/markup-compatibility/2006" xmlns:aink="http://schemas.microsoft.com/office/drawing/2016/ink" xmlns:am3d="http://schemas.microsoft.com/office/drawing/2017/model3d" xmlns:o="urn:schemas-microsoft-com:office:office" xmlns:oel="http://schemas.microsoft.com/office/2019/extlst" xmlns:r="http://schemas.openxmlformats.org/officeDocument/2006/relationships" xmlns:m="http://schemas.openxmlformats.org/officeDocument/2006/math" xmlns:v="urn:schemas-microsoft-com:vml" xmlns:wp14="http://schemas.microsoft.com/office/word/2010/wordprocessingDrawing" xmlns:wp="http://schemas.openxmlformats.org/drawingml/2006/wordprocessingDrawing" xmlns:w10="urn:schemas-microsoft-com:office:word" xmlns:w="http://schemas.openxmlformats.org/wordprocessingml/2006/main" xmlns:w14="http://schemas.microsoft.com/office/word/2010/wordml" xmlns:w15="http://schemas.microsoft.com/office/word/2012/wordml" xmlns:w16cex="http://schemas.microsoft.com/office/word/2018/wordml/cex" xmlns:w16cid="http://schemas.microsoft.com/office/word/2016/wordml/cid" xmlns:w16="http://schemas.microsoft.com/office/word/2018/wordml" xmlns:w16du="http://schemas.microsoft.com/office/word/2023/wordml/word16du" xmlns:w16sdtdh="http://schemas.microsoft.com/office/word/2020/wordml/sdtdatahash" xmlns:w16sdtfl="http://schemas.microsoft.com/office/word/2024/wordml/sdtformatlock" xmlns:w16se="http://schemas.microsoft.com/office/word/2015/wordml/symex" xmlns:wpg="http://schemas.microsoft.com/office/word/2010/wordprocessingGroup" xmlns:wpi="http://schemas.microsoft.com/office/word/2010/wordprocessingInk" xmlns:wne="http://schemas.microsoft.com/office/word/2006/wordml" xmlns:wps="http://schemas.microsoft.com/office/word/2010/wordprocessingShape" mc:Ignorable="w14 w15 w16se w16cid w16 w16cex w16sdtdh w16sdtfl w16du wp14">
+<w:numbering xmlns:wpc="http://schemas.microsoft.com/office/word/2010/wordprocessingCanvas" xmlns:cx="http://schemas.microsoft.com/office/drawing/2014/chartex" xmlns:cx1="http://schemas.microsoft.com/office/drawing/2015/9/8/chartex" xmlns:cx2="http://schemas.microsoft.com/office/drawing/2015/10/21/chartex" xmlns:cx3="http://schemas.microsoft.com/office/drawing/2016/5/9/chartex" xmlns:cx4="http://schemas.microsoft.com/office/drawing/2016/5/10/chartex" xmlns:cx5="http://schemas.microsoft.com/office/drawing/2016/5/11/chartex" xmlns:cx6="http://schemas.microsoft.com/office/drawing/2016/5/12/chartex" xmlns:cx7="http://schemas.microsoft.com/office/drawing/2016/5/13/chartex" xmlns:cx8="http://schemas.microsoft.com/office/drawing/2016/5/14/chartex" xmlns:mc="http://schemas.openxmlformats.org/markup-compatibility/2006" xmlns:aink="http://schemas.microsoft.com/office/drawing/2016/ink" xmlns:am3d="http://schemas.microsoft.com/office/drawing/2017/model3d" xmlns:o="urn:schemas-microsoft-com:office:office" xmlns:oel="http://schemas.microsoft.com/office/2019/extlst" xmlns:r="http://schemas.openxmlformats.org/officeDocument/2006/relationships" xmlns:m="http://schemas.openxmlformats.org/officeDocument/2006/math" xmlns:v="urn:schemas-microsoft-com:vml" xmlns:wp14="http://schemas.microsoft.com/office/word/2010/wordprocessingDrawing" xmlns:wp="http://schemas.openxmlformats.org/drawingml/2006/wordprocessingDrawing" xmlns:w10="urn:schemas-microsoft-com:office:word" xmlns:w="http://schemas.openxmlformats.org/wordprocessingml/2006/main" xmlns:w14="http://schemas.microsoft.com/office/word/2010/wordml" xmlns:w15="http://schemas.microsoft.com/office/word/2012/wordml" xmlns:w16cex="http://schemas.microsoft.com/office/word/2018/wordml/cex" xmlns:w16cid="http://schemas.microsoft.com/office/word/2016/wordml/cid" xmlns:w16="http://schemas.microsoft.com/office/word/2018/wordml" xmlns:w16du="http://schemas.microsoft.com/office/word/2023/wordml/word16du" xmlns:w16sdtdh="http://schemas.microsoft.com/office/word/2020/wordml/sdtdatahash" xmlns:w16se="http://schemas.microsoft.com/office/word/2015/wordml/symex" xmlns:wpg="http://schemas.microsoft.com/office/word/2010/wordprocessingGroup" xmlns:wpi="http://schemas.microsoft.com/office/word/2010/wordprocessingInk" xmlns:wne="http://schemas.microsoft.com/office/word/2006/wordml" xmlns:wps="http://schemas.microsoft.com/office/word/2010/wordprocessingShape" mc:Ignorable="w14 w15 w16se w16cid w16 w16cex w16sdtdh w16du wp14">
   <w:abstractNum w:abstractNumId="0" w15:restartNumberingAfterBreak="0">
     <w:nsid w:val="5EBA4233"/>
     <w:multiLevelType w:val="hybridMultilevel"/>
@@ -1132,7 +1118,7 @@
 </file>
 
 <file path=word/styles.xml><?xml version="1.0" encoding="utf-8"?>
-<w:styles xmlns:mc="http://schemas.openxmlformats.org/markup-compatibility/2006" xmlns:r="http://schemas.openxmlformats.org/officeDocument/2006/relationships" xmlns:w="http://schemas.openxmlformats.org/wordprocessingml/2006/main" xmlns:w14="http://schemas.microsoft.com/office/word/2010/wordml" xmlns:w15="http://schemas.microsoft.com/office/word/2012/wordml" xmlns:w16cex="http://schemas.microsoft.com/office/word/2018/wordml/cex" xmlns:w16cid="http://schemas.microsoft.com/office/word/2016/wordml/cid" xmlns:w16="http://schemas.microsoft.com/office/word/2018/wordml" xmlns:w16du="http://schemas.microsoft.com/office/word/2023/wordml/word16du" xmlns:w16sdtdh="http://schemas.microsoft.com/office/word/2020/wordml/sdtdatahash" xmlns:w16sdtfl="http://schemas.microsoft.com/office/word/2024/wordml/sdtformatlock" xmlns:w16se="http://schemas.microsoft.com/office/word/2015/wordml/symex" mc:Ignorable="w14 w15 w16se w16cid w16 w16cex w16sdtdh w16sdtfl w16du">
+<w:styles xmlns:mc="http://schemas.openxmlformats.org/markup-compatibility/2006" xmlns:r="http://schemas.openxmlformats.org/officeDocument/2006/relationships" xmlns:w="http://schemas.openxmlformats.org/wordprocessingml/2006/main" xmlns:w14="http://schemas.microsoft.com/office/word/2010/wordml" xmlns:w15="http://schemas.microsoft.com/office/word/2012/wordml" xmlns:w16cex="http://schemas.microsoft.com/office/word/2018/wordml/cex" xmlns:w16cid="http://schemas.microsoft.com/office/word/2016/wordml/cid" xmlns:w16="http://schemas.microsoft.com/office/word/2018/wordml" xmlns:w16du="http://schemas.microsoft.com/office/word/2023/wordml/word16du" xmlns:w16sdtdh="http://schemas.microsoft.com/office/word/2020/wordml/sdtdatahash" xmlns:w16se="http://schemas.microsoft.com/office/word/2015/wordml/symex" mc:Ignorable="w14 w15 w16se w16cid w16 w16cex w16sdtdh w16du">
   <w:docDefaults>
     <w:rPrDefault>
       <w:rPr>
